--- a/DBT/lab/Assignment/Assignment006 (String, Date, Math functions, and Date formats).docx
+++ b/DBT/lab/Assignment/Assignment006 (String, Date, Math functions, and Date formats).docx
@@ -5076,7 +5076,7 @@
                 <w:sz w:val="20"/>
                 <w:szCs w:val="20"/>
               </w:rPr>
-              <w:t>select c</w:t>
+              <w:t xml:space="preserve">select </w:t>
             </w:r>
             <w:proofErr w:type="spellStart"/>
             <w:r>
@@ -5085,7 +5085,7 @@
                 <w:sz w:val="20"/>
                 <w:szCs w:val="20"/>
               </w:rPr>
-              <w:t>oncat</w:t>
+              <w:t>concat</w:t>
             </w:r>
             <w:proofErr w:type="spellEnd"/>
             <w:r>
@@ -5745,15 +5745,7 @@
                 <w:sz w:val="20"/>
                 <w:szCs w:val="20"/>
               </w:rPr>
-              <w:t>S</w:t>
-            </w:r>
-            <w:r>
-              <w:rPr>
-                <w:rFonts w:ascii="Palatino Linotype" w:hAnsi="Palatino Linotype" w:cstheme="minorHAnsi"/>
-                <w:sz w:val="20"/>
-                <w:szCs w:val="20"/>
-              </w:rPr>
-              <w:t>elect</w:t>
+              <w:t>Select</w:t>
             </w:r>
             <w:r>
               <w:rPr>
@@ -7070,6 +7062,14 @@
                 <w:szCs w:val="20"/>
               </w:rPr>
             </w:pPr>
+            <w:r>
+              <w:rPr>
+                <w:rFonts w:ascii="Palatino Linotype" w:hAnsi="Palatino Linotype" w:cstheme="minorHAnsi"/>
+                <w:sz w:val="20"/>
+                <w:szCs w:val="20"/>
+              </w:rPr>
+              <w:t xml:space="preserve"> </w:t>
+            </w:r>
           </w:p>
           <w:p>
             <w:pPr>
